--- a/Барсук/ГОТОВО — Домой без стресса, Германия-Россия 2026.docx
+++ b/Барсук/ГОТОВО — Домой без стресса, Германия-Россия 2026.docx
@@ -28,21 +28,21 @@
           <w:sz w:val="24"/>
           <w:szCs w:val="24"/>
         </w:rPr>
-        <w:t xml:space="preserve">Качественная упаковка даже небольшого объема в два-три кубических метра требует от неподготовленного человека двух-трех полных рабочих дней — срока, который при самостоятельной организации закладывают редко. Недооценка запускает цепную реакцию: сдвигается график грузчиков, меняются окна прохождения таможенных терминалов, теряется забронированное место в сборном грузе.</w:t>
-      </w:r>
-    </w:p>
-    <w:p>
-      <w:pPr>
-        <w:spacing w:after="200" w:line="312"/>
-        <w:jc w:val="both"/>
-      </w:pPr>
-      <w:r>
-        <w:rPr>
-          <w:rFonts w:ascii="Times New Roman" w:cs="Times New Roman" w:eastAsia="Times New Roman" w:hAnsi="Times New Roman"/>
-          <w:sz w:val="24"/>
-          <w:szCs w:val="24"/>
-        </w:rPr>
-        <w:t xml:space="preserve">Каждое решение на этапе подготовки — от выбранного правового основания до типа короба, в который упакована посуда, — проявляется позже: на границе или при выставлении окончательной сметы.</w:t>
+        <w:t xml:space="preserve">Самый распространенный миф среди переезжающих звучит так: «Я упакую всё за один день». На практике качественная упаковка даже небольшого объема вещей (2–3 м³) занимает у неподготовленного человека два-три полных рабочих дня, и недооценка этого срока запускает «эффект домино»: сдвигается график грузчиков, меняются окна прохождения таможенных терминалов, теряется забронированное место в сборном грузе.</w:t>
+      </w:r>
+    </w:p>
+    <w:p>
+      <w:pPr>
+        <w:spacing w:after="200" w:line="312"/>
+        <w:jc w:val="both"/>
+      </w:pPr>
+      <w:r>
+        <w:rPr>
+          <w:rFonts w:ascii="Times New Roman" w:cs="Times New Roman" w:eastAsia="Times New Roman" w:hAnsi="Times New Roman"/>
+          <w:sz w:val="24"/>
+          <w:szCs w:val="24"/>
+        </w:rPr>
+        <w:t xml:space="preserve">Хорошая новость в том, что дату отъезда вы знаете заранее, а значит, у вас есть главный ресурс — время. Мы рекомендуем начинать активную подготовку за 10–14 дней до выезда машины, а юридические вопросы решать еще раньше.</w:t>
       </w:r>
     </w:p>
     <w:p>
@@ -57,35 +57,35 @@
           <w:sz w:val="26"/>
           <w:szCs w:val="26"/>
         </w:rPr>
-        <w:t xml:space="preserve">Юридический статус и документальная база переезда</w:t>
-      </w:r>
-    </w:p>
-    <w:p>
-      <w:pPr>
-        <w:spacing w:after="200" w:line="312"/>
-        <w:jc w:val="both"/>
-      </w:pPr>
-      <w:r>
-        <w:rPr>
-          <w:rFonts w:ascii="Times New Roman" w:cs="Times New Roman" w:eastAsia="Times New Roman" w:hAnsi="Times New Roman"/>
-          <w:sz w:val="24"/>
-          <w:szCs w:val="24"/>
-        </w:rPr>
-        <w:t xml:space="preserve">Юридический статус прорабатывается раньше остальных вопросов, поскольку от него зависит сумма таможенных платежей. Участие в государственной программе по оказанию содействия добровольному переселению соотечественников дает право на беспошлинный ввоз личного имущества без ограничений по весу и стоимости. Альтернативный механизм предусмотрен для граждан, проживших в Германии не менее двенадцати месяцев подряд, однако он работает только при наличии консульской справки о сроке пребывания.</w:t>
-      </w:r>
-    </w:p>
-    <w:p>
-      <w:pPr>
-        <w:spacing w:after="200" w:line="312"/>
-        <w:jc w:val="both"/>
-      </w:pPr>
-      <w:r>
-        <w:rPr>
-          <w:rFonts w:ascii="Times New Roman" w:cs="Times New Roman" w:eastAsia="Times New Roman" w:hAnsi="Times New Roman"/>
-          <w:sz w:val="24"/>
-          <w:szCs w:val="24"/>
-        </w:rPr>
-        <w:t xml:space="preserve">Документальная база формируется на территории Германии. В нее входят справка о снятии с регистрационного учета (Abmeldung) и нотариально заверенные переводы иностранных документов на русский язык. Основную сложность создает опись: формулировка «коробка с личными вещами» расценивается инспектором как нераскрытое содержимое, тогда как корректная запись конкретизирует каждую позицию — «одежда б/у, книги, кухонная утварь». Консульскую справку после выезда из Германии получить невозможно, поэтому документы собирают заранее.</w:t>
+        <w:t xml:space="preserve">Статус переезда. С чего начинается смета</w:t>
+      </w:r>
+    </w:p>
+    <w:p>
+      <w:pPr>
+        <w:spacing w:after="200" w:line="312"/>
+        <w:jc w:val="both"/>
+      </w:pPr>
+      <w:r>
+        <w:rPr>
+          <w:rFonts w:ascii="Times New Roman" w:cs="Times New Roman" w:eastAsia="Times New Roman" w:hAnsi="Times New Roman"/>
+          <w:sz w:val="24"/>
+          <w:szCs w:val="24"/>
+        </w:rPr>
+        <w:t xml:space="preserve">Первым делом мы определяем, в каком качестве вы пересекаете границу, потому что от этого напрямую зависит сумма таможенных платежей. Участие в государственной программе по переселению соотечественников снимает ограничения по весу и стоимости ввозимого имущества полностью. Если вы прожили в Германии больше двенадцати месяцев, работает альтернативный механизм, но только при наличии консульской справки о сроке пребывания.</w:t>
+      </w:r>
+    </w:p>
+    <w:p>
+      <w:pPr>
+        <w:spacing w:after="200" w:line="312"/>
+        <w:jc w:val="both"/>
+      </w:pPr>
+      <w:r>
+        <w:rPr>
+          <w:rFonts w:ascii="Times New Roman" w:cs="Times New Roman" w:eastAsia="Times New Roman" w:hAnsi="Times New Roman"/>
+          <w:sz w:val="24"/>
+          <w:szCs w:val="24"/>
+        </w:rPr>
+        <w:t xml:space="preserve">Документальную базу собирают на территории Германии: справка о снятии с регистрационного учета (Abmeldung), нотариально заверенные переводы иностранных бумаг и детальная опись имущества. Мы проверяем этот пакет до отправки, потому что исправлять ошибки, когда машина уже стоит на границе, поздно и дорого.</w:t>
       </w:r>
     </w:p>
     <w:p>
@@ -116,35 +116,35 @@
           <w:sz w:val="26"/>
           <w:szCs w:val="26"/>
         </w:rPr>
-        <w:t xml:space="preserve">Расчет объема и предварительный аудит имущества</w:t>
-      </w:r>
-    </w:p>
-    <w:p>
-      <w:pPr>
-        <w:spacing w:after="200" w:line="312"/>
-        <w:jc w:val="both"/>
-      </w:pPr>
-      <w:r>
-        <w:rPr>
-          <w:rFonts w:ascii="Times New Roman" w:cs="Times New Roman" w:eastAsia="Times New Roman" w:hAnsi="Times New Roman"/>
-          <w:sz w:val="24"/>
-          <w:szCs w:val="24"/>
-        </w:rPr>
-        <w:t xml:space="preserve">Попытка самостоятельно оценить объем вещей, опираясь на визуальные ощущения, остается одной из самых распространенных ошибок при подготовке к переезду. Для ориентира: два кубических метра книг и посуды весят порядка 240 килограммов. Каждый кубический метр влияет на выбор типа отправки — отдельное транспортное средство или место в составе сборного груза, — а вместе с ним на стоимость и сроки доставки.</w:t>
-      </w:r>
-    </w:p>
-    <w:p>
-      <w:pPr>
-        <w:spacing w:after="200" w:line="312"/>
-        <w:jc w:val="both"/>
-      </w:pPr>
-      <w:r>
-        <w:rPr>
-          <w:rFonts w:ascii="Times New Roman" w:cs="Times New Roman" w:eastAsia="Times New Roman" w:hAnsi="Times New Roman"/>
-          <w:sz w:val="24"/>
-          <w:szCs w:val="24"/>
-        </w:rPr>
-        <w:t xml:space="preserve">Предварительный аудит проводится дистанционно, в формате консультации. Специалист помогает клиенту сформировать детальную опись, определить приоритетность вещей и рассчитать необходимый объем упаковочных материалов. На этом же этапе выявляются предметы со специальным оформлением: картины и антиквариат, вывоз которых требует экспортных разрешений немецких ведомств.</w:t>
+        <w:t xml:space="preserve">Объем груза или почему оценка «на глаз» подводит</w:t>
+      </w:r>
+    </w:p>
+    <w:p>
+      <w:pPr>
+        <w:spacing w:after="200" w:line="312"/>
+        <w:jc w:val="both"/>
+      </w:pPr>
+      <w:r>
+        <w:rPr>
+          <w:rFonts w:ascii="Times New Roman" w:cs="Times New Roman" w:eastAsia="Times New Roman" w:hAnsi="Times New Roman"/>
+          <w:sz w:val="24"/>
+          <w:szCs w:val="24"/>
+        </w:rPr>
+        <w:t xml:space="preserve">«Кубов пять, наверное» — так выглядит типичная самостоятельная оценка, и ошибка здесь стоит денег. Каждый кубический метр влияет на выбор типа отправки: отдельное транспортное средство или место в составе сборного груза. Для ориентира: два кубометра книг и посуды весят порядка 240 килограммов.</w:t>
+      </w:r>
+    </w:p>
+    <w:p>
+      <w:pPr>
+        <w:spacing w:after="200" w:line="312"/>
+        <w:jc w:val="both"/>
+      </w:pPr>
+      <w:r>
+        <w:rPr>
+          <w:rFonts w:ascii="Times New Roman" w:cs="Times New Roman" w:eastAsia="Times New Roman" w:hAnsi="Times New Roman"/>
+          <w:sz w:val="24"/>
+          <w:szCs w:val="24"/>
+        </w:rPr>
+        <w:t xml:space="preserve">Предварительный аудит имущества мы проводим дистанционно, в формате консультации. Специалист помогает вам составить детальную опись, расставить приоритеты по вещам и рассчитать необходимый объем упаковочных материалов. На этом же этапе всплывают предметы, требующие специальных разрешений, — например, картины и антиквариат, вывоз которых согласуют с немецкими ведомствами.</w:t>
       </w:r>
     </w:p>
     <w:p>
@@ -159,35 +159,35 @@
           <w:sz w:val="26"/>
           <w:szCs w:val="26"/>
         </w:rPr>
-        <w:t xml:space="preserve">Упаковочные решения и стандарт ISPM 15</w:t>
-      </w:r>
-    </w:p>
-    <w:p>
-      <w:pPr>
-        <w:spacing w:after="200" w:line="312"/>
-        <w:jc w:val="both"/>
-      </w:pPr>
-      <w:r>
-        <w:rPr>
-          <w:rFonts w:ascii="Times New Roman" w:cs="Times New Roman" w:eastAsia="Times New Roman" w:hAnsi="Times New Roman"/>
-          <w:sz w:val="24"/>
-          <w:szCs w:val="24"/>
-        </w:rPr>
-        <w:t xml:space="preserve">Обычный картон, предназначенный для бытовых нужд, не выдерживает многодневного транзита через несколько климатических зон: при вибрации и перепадах влажности углы коробов сминаются, а дно расходится под весом содержимого. Для защиты хрупкой посуды и техники применяются пятислойные гофрокороба с амортизирующими профилями, а особо ценные предметы размещаются в фанерных коробах.</w:t>
-      </w:r>
-    </w:p>
-    <w:p>
-      <w:pPr>
-        <w:spacing w:after="200" w:line="312"/>
-        <w:jc w:val="both"/>
-      </w:pPr>
-      <w:r>
-        <w:rPr>
-          <w:rFonts w:ascii="Times New Roman" w:cs="Times New Roman" w:eastAsia="Times New Roman" w:hAnsi="Times New Roman"/>
-          <w:sz w:val="24"/>
-          <w:szCs w:val="24"/>
-        </w:rPr>
-        <w:t xml:space="preserve">Деревянная тара проходит фитосанитарную обработку по международному стандарту ISPM 15, что подтверждается маркировкой. Отсутствие маркировки становится основанием для задержки груза при въезде в ЕАЭС.</w:t>
+        <w:t xml:space="preserve">Искусство упаковки и стандарт ISPM 15</w:t>
+      </w:r>
+    </w:p>
+    <w:p>
+      <w:pPr>
+        <w:spacing w:after="200" w:line="312"/>
+        <w:jc w:val="both"/>
+      </w:pPr>
+      <w:r>
+        <w:rPr>
+          <w:rFonts w:ascii="Times New Roman" w:cs="Times New Roman" w:eastAsia="Times New Roman" w:hAnsi="Times New Roman"/>
+          <w:sz w:val="24"/>
+          <w:szCs w:val="24"/>
+        </w:rPr>
+        <w:t xml:space="preserve">Путь из Германии в Россию — это несколько тысяч километров, несколько государственных границ и смена климатических зон. Обычный картон из супермаркета такую дорогу держит плохо: при вибрации и перепадах влажности углы коробов сминаются, а дно расходится под собственным весом содержимого.</w:t>
+      </w:r>
+    </w:p>
+    <w:p>
+      <w:pPr>
+        <w:spacing w:after="200" w:line="312"/>
+        <w:jc w:val="both"/>
+      </w:pPr>
+      <w:r>
+        <w:rPr>
+          <w:rFonts w:ascii="Times New Roman" w:cs="Times New Roman" w:eastAsia="Times New Roman" w:hAnsi="Times New Roman"/>
+          <w:sz w:val="24"/>
+          <w:szCs w:val="24"/>
+        </w:rPr>
+        <w:t xml:space="preserve">Для защиты хрупкой посуды и техники мы используем пятислойные гофрокороба повышенной прочности с амортизирующими профилями, а для особо ценных предметов изготавливаем индивидуальные фанерные короба. Здесь есть требование, о котором многие узнают в последний момент: деревянная тара должна пройти фитосанитарную обработку по международному стандарту ISPM 15. Без такой маркировки груз на въезде в ЕАЭС остановят.</w:t>
       </w:r>
     </w:p>
     <w:p>
@@ -218,49 +218,49 @@
           <w:sz w:val="26"/>
           <w:szCs w:val="26"/>
         </w:rPr>
-        <w:t xml:space="preserve">Сроки транзита и страховая защита груза</w:t>
-      </w:r>
-    </w:p>
-    <w:p>
-      <w:pPr>
-        <w:spacing w:after="200" w:line="312"/>
-        <w:jc w:val="both"/>
-      </w:pPr>
-      <w:r>
-        <w:rPr>
-          <w:rFonts w:ascii="Times New Roman" w:cs="Times New Roman" w:eastAsia="Times New Roman" w:hAnsi="Times New Roman"/>
-          <w:sz w:val="24"/>
-          <w:szCs w:val="24"/>
-        </w:rPr>
-        <w:t xml:space="preserve">Средний срок доставки через транзитные коридоры стран Балтии и Беларуси держится в пределах двадцати пяти — тридцати пяти дней, считая консолидацию груза и таможенные формальности с обеих сторон границы. В периоды пиковых нагрузок ожидание на погранпереходах увеличивает этот срок дополнительно на три дня, и повлиять на пропускную способность пунктов пропуска не может ни одна транспортная компания.</w:t>
-      </w:r>
-    </w:p>
-    <w:p>
-      <w:pPr>
-        <w:spacing w:after="200" w:line="312"/>
-        <w:jc w:val="both"/>
-      </w:pPr>
-      <w:r>
-        <w:rPr>
-          <w:rFonts w:ascii="Times New Roman" w:cs="Times New Roman" w:eastAsia="Times New Roman" w:hAnsi="Times New Roman"/>
-          <w:sz w:val="24"/>
-          <w:szCs w:val="24"/>
-        </w:rPr>
-        <w:t xml:space="preserve">Финансовую защиту имущества дает страхование груза от всех рисков по ставке около двух процентов от объявленной стоимости. Покрытие распространяется на дорожные инциденты и повреждения при погрузочно-разгрузочных работах. Итоговая стоимость фиксируется в договоре до выезда автомобиля, что исключает доплаты в процессе доставки.</w:t>
-      </w:r>
-    </w:p>
-    <w:p>
-      <w:pPr>
-        <w:spacing w:after="200" w:line="312"/>
-        <w:jc w:val="both"/>
-      </w:pPr>
-      <w:r>
-        <w:rPr>
-          <w:rFonts w:ascii="Times New Roman" w:cs="Times New Roman" w:eastAsia="Times New Roman" w:hAnsi="Times New Roman"/>
-          <w:sz w:val="24"/>
-          <w:szCs w:val="24"/>
-        </w:rPr>
-        <w:t xml:space="preserve">Предсказуемость международного переезда закладывается за несколько месяцев до погрузки — проверенными документами и корректно рассчитанным объемом. Разбор конкретной ситуации и составление четкого алгоритма действий доступны на бесплатной консультации на intrelocations.ru.</w:t>
+        <w:t xml:space="preserve">Сроки, контроль и ваш финансовый щит</w:t>
+      </w:r>
+    </w:p>
+    <w:p>
+      <w:pPr>
+        <w:spacing w:after="200" w:line="312"/>
+        <w:jc w:val="both"/>
+      </w:pPr>
+      <w:r>
+        <w:rPr>
+          <w:rFonts w:ascii="Times New Roman" w:cs="Times New Roman" w:eastAsia="Times New Roman" w:hAnsi="Times New Roman"/>
+          <w:sz w:val="24"/>
+          <w:szCs w:val="24"/>
+        </w:rPr>
+        <w:t xml:space="preserve">Средний срок доставки через коридоры Прибалтики и Беларуси составляет от 25 до 35 дней, включая консолидацию груза и таможенные формальности. В периоды пиковых нагрузок ожидание на границе добавляет к сроку до трех суток. Мы закладываем в расчет разумный буфер, чтобы не давать пустых обещаний, и держим вас в курсе на каждом этапе маршрута.</w:t>
+      </w:r>
+    </w:p>
+    <w:p>
+      <w:pPr>
+        <w:spacing w:after="200" w:line="312"/>
+        <w:jc w:val="both"/>
+      </w:pPr>
+      <w:r>
+        <w:rPr>
+          <w:rFonts w:ascii="Times New Roman" w:cs="Times New Roman" w:eastAsia="Times New Roman" w:hAnsi="Times New Roman"/>
+          <w:sz w:val="24"/>
+          <w:szCs w:val="24"/>
+        </w:rPr>
+        <w:t xml:space="preserve">Вашим финансовым щитом выступает страхование груза от всех рисков по ставке около 2% от объявленной стоимости. Полис покрывает и дорожные инциденты, и повреждения при погрузочно-разгрузочных работах. Итоговая стоимость переезда фиксируется в договоре до выезда машины, поэтому внезапных доплат в процессе доставки не появляется.</w:t>
+      </w:r>
+    </w:p>
+    <w:p>
+      <w:pPr>
+        <w:spacing w:after="200" w:line="312"/>
+        <w:jc w:val="both"/>
+      </w:pPr>
+      <w:r>
+        <w:rPr>
+          <w:rFonts w:ascii="Times New Roman" w:cs="Times New Roman" w:eastAsia="Times New Roman" w:hAnsi="Times New Roman"/>
+          <w:sz w:val="24"/>
+          <w:szCs w:val="24"/>
+        </w:rPr>
+        <w:t xml:space="preserve">Переезд, который идет по графику, выглядит буднично: коробки собраны заранее, документы проверены, машина вышла в срок. Именно к такому сценарию мы ведем каждого клиента. Начните с бесплатной консультации на intrelocations.ru и превратите неопределенность в понятный план действий.</w:t>
       </w:r>
     </w:p>
     <w:sectPr>
